--- a/module-1/Sidzyik_Module_1.2.docx
+++ b/module-1/Sidzyik_Module_1.2.docx
@@ -17,7 +17,11 @@
     <w:p>
       <w:r>
         <w:rPr/>
-        <w:t>Assignment 1.1</w:t>
+        <w:t>Assignment 1.</w:t>
+      </w:r>
+      <w:r>
+        <w:rPr/>
+        <w:t>2</w:t>
       </w:r>
     </w:p>
     <w:p>
@@ -28,7 +32,7 @@
     </w:p>
     <w:p/>
     <w:p>
-      <w:hyperlink r:id="R70d12fd04964410c">
+      <w:hyperlink r:id="Rc0825c248a114740">
         <w:r>
           <w:rPr>
             <w:rStyle w:val="Hyperlink"/>
@@ -43,7 +47,7 @@
       </w:pPr>
       <w:r>
         <w:drawing>
-          <wp:inline wp14:editId="33ED000A" wp14:anchorId="63336560">
+          <wp:inline wp14:editId="09B06FC0" wp14:anchorId="63336560">
             <wp:extent cx="3353268" cy="438211"/>
             <wp:effectExtent l="0" t="0" r="0" b="0"/>
             <wp:docPr id="889965198" name="drawing"/>
